--- a/patrick-stox-unscripted-seo-transcript.docx
+++ b/patrick-stox-unscripted-seo-transcript.docx
@@ -1576,7 +1576,7 @@
         <w:ind w:left="360"/>
       </w:pPr>
       <w:r>
-        <w:t>Yeah. And again, he, I think, is one that unfairly got caught up. There were a bunch of those. You saw some very public ones — HelloFresh. I think I just saw something that they're back up with a massive increase. And Google, I think, went too far on a lot of the things. Hopefully they rein it back in even more, because there are a lot of deserving sites. Even someone — in my personal opinion — even someone who just aggregates the info better and makes a better website, better layout, that is still a result I want. So I think their systems went a little too far.</w:t>
+        <w:t>Yeah. And again, he, I think, is one that unfairly got caught up. There were a bunch of those. You saw some very public ones — HouseFresh. I think I just saw something that they're back up with a massive increase. And Google, I think, went too far on a lot of the things. Hopefully they rein it back in even more, because there are a lot of deserving sites. Even someone — in my personal opinion — even someone who just aggregates the info better and makes a better website, better layout, that is still a result I want. So I think their systems went a little too far.</w:t>
       </w:r>
     </w:p>
     <w:p>
